--- a/aliyun.docx
+++ b/aliyun.docx
@@ -178,13 +178,7 @@
         </w:drawing>
       </w:r>
     </w:p>
-    <w:p>
-      <w:pPr>
-        <w:rPr>
-          <w:rFonts w:hint="eastAsia"/>
-        </w:rPr>
-      </w:pPr>
-    </w:p>
+    <w:p/>
     <w:p>
       <w:r>
         <w:rPr>
@@ -308,11 +302,6 @@
       </w:r>
     </w:p>
     <w:p>
-      <w:pPr>
-        <w:rPr>
-          <w:rFonts w:hint="eastAsia"/>
-        </w:rPr>
-      </w:pPr>
       <w:r>
         <w:rPr>
           <w:rFonts w:hint="eastAsia"/>
@@ -620,11 +609,6 @@
       </w:r>
     </w:p>
     <w:p>
-      <w:pPr>
-        <w:rPr>
-          <w:rFonts w:hint="eastAsia"/>
-        </w:rPr>
-      </w:pPr>
       <w:r>
         <w:rPr>
           <w:rFonts w:hint="eastAsia"/>
@@ -804,13 +788,26 @@
         </w:rPr>
         <w:t>下图即为正常</w:t>
       </w:r>
+      <w:r>
+        <w:rPr>
+          <w:rFonts w:hint="eastAsia"/>
+        </w:rPr>
+        <w:t>（记得服务器运行</w:t>
+      </w:r>
+      <w:r>
+        <w:rPr>
+          <w:rFonts w:hint="eastAsia"/>
+        </w:rPr>
+        <w:t>4090</w:t>
+      </w:r>
+      <w:r>
+        <w:rPr>
+          <w:rFonts w:hint="eastAsia"/>
+        </w:rPr>
+        <w:t>端口访问）</w:t>
+      </w:r>
     </w:p>
     <w:p>
-      <w:pPr>
-        <w:rPr>
-          <w:rFonts w:hint="eastAsia"/>
-        </w:rPr>
-      </w:pPr>
       <w:r>
         <w:rPr>
           <w:noProof/>
@@ -853,11 +850,6 @@
       </w:r>
     </w:p>
     <w:p>
-      <w:pPr>
-        <w:rPr>
-          <w:rFonts w:hint="eastAsia"/>
-        </w:rPr>
-      </w:pPr>
       <w:r>
         <w:rPr>
           <w:rFonts w:hint="eastAsia"/>
@@ -1028,11 +1020,6 @@
       </w:r>
     </w:p>
     <w:p>
-      <w:pPr>
-        <w:rPr>
-          <w:rFonts w:hint="eastAsia"/>
-        </w:rPr>
-      </w:pPr>
       <w:r>
         <w:rPr>
           <w:rFonts w:hint="eastAsia"/>
@@ -1668,6 +1655,7 @@
   <w:style w:type="character" w:default="1" w:styleId="a0">
     <w:name w:val="Default Paragraph Font"/>
     <w:uiPriority w:val="1"/>
+    <w:semiHidden/>
     <w:unhideWhenUsed/>
   </w:style>
   <w:style w:type="table" w:default="1" w:styleId="a1">
@@ -2026,6 +2014,18 @@
     <w:rPr>
       <w:color w:val="605E5C"/>
       <w:shd w:val="clear" w:color="auto" w:fill="E1DFDD"/>
+    </w:rPr>
+  </w:style>
+  <w:style w:type="character" w:styleId="af1">
+    <w:name w:val="FollowedHyperlink"/>
+    <w:basedOn w:val="a0"/>
+    <w:uiPriority w:val="99"/>
+    <w:semiHidden/>
+    <w:unhideWhenUsed/>
+    <w:rsid w:val="00CB07A2"/>
+    <w:rPr>
+      <w:color w:val="96607D" w:themeColor="followedHyperlink"/>
+      <w:u w:val="single"/>
     </w:rPr>
   </w:style>
 </w:styles>
